--- a/Final Report Documentation/Ethics Form/Consent Form.docx
+++ b/Final Report Documentation/Ethics Form/Consent Form.docx
@@ -602,10 +602,7 @@
         <w:t xml:space="preserve"> </w:t>
       </w:r>
       <w:r>
-        <w:t>Richard.Davies@bcu.ac.uk</w:t>
-      </w:r>
-      <w:r>
-        <w:t xml:space="preserve"> </w:t>
+        <w:t xml:space="preserve">Richard.Davies@bcu.ac.uk </w:t>
       </w:r>
       <w:r>
         <w:t xml:space="preserve">during the </w:t>
@@ -614,13 +611,25 @@
         <w:t xml:space="preserve">period </w:t>
       </w:r>
       <w:r>
+        <w:t>October 2025</w:t>
+      </w:r>
+      <w:r>
+        <w:t xml:space="preserve"> to </w:t>
+      </w:r>
+      <w:r>
+        <w:t>5</w:t>
+      </w:r>
+      <w:r>
         <w:rPr>
-          <w:highlight w:val="yellow"/>
+          <w:vertAlign w:val="superscript"/>
         </w:rPr>
-        <w:t>[Month Year to DD Month Year]</w:t>
-      </w:r>
-      <w:r>
-        <w:t xml:space="preserve">. This research aims to </w:t>
+        <w:t>th</w:t>
+      </w:r>
+      <w:r>
+        <w:t xml:space="preserve"> May 2026</w:t>
+      </w:r>
+      <w:r>
+        <w:t xml:space="preserve"> This research aims to </w:t>
       </w:r>
       <w:r>
         <w:t xml:space="preserve">study alternative game controllers and the impact on gameplay, immersions and player experience. </w:t>
@@ -629,10 +638,7 @@
         <w:t xml:space="preserve">The research will be written up and submitted for assessment in </w:t>
       </w:r>
       <w:r>
-        <w:rPr>
-          <w:highlight w:val="yellow"/>
-        </w:rPr>
-        <w:t>[month year]</w:t>
+        <w:t>May 2026</w:t>
       </w:r>
       <w:r>
         <w:t xml:space="preserve"> and may be used for external publication</w:t>
@@ -1707,6 +1713,7 @@
   <w:style w:type="character" w:default="1" w:styleId="DefaultParagraphFont">
     <w:name w:val="Default Paragraph Font"/>
     <w:uiPriority w:val="1"/>
+    <w:semiHidden/>
     <w:unhideWhenUsed/>
   </w:style>
   <w:style w:type="table" w:default="1" w:styleId="TableNormal">

--- a/Final Report Documentation/Ethics Form/Consent Form.docx
+++ b/Final Report Documentation/Ethics Form/Consent Form.docx
@@ -793,7 +793,10 @@
               <w:jc w:val="center"/>
             </w:pPr>
             <w:r>
-              <w:t>Yes / No</w:t>
+              <w:t>Yes</w:t>
+            </w:r>
+            <w:r>
+              <w:t xml:space="preserve"> / no</w:t>
             </w:r>
           </w:p>
         </w:tc>
@@ -821,7 +824,7 @@
               <w:jc w:val="center"/>
             </w:pPr>
             <w:r>
-              <w:t>Yes / No</w:t>
+              <w:t>Yes / no</w:t>
             </w:r>
           </w:p>
         </w:tc>
@@ -849,7 +852,7 @@
               <w:jc w:val="center"/>
             </w:pPr>
             <w:r>
-              <w:t>Yes / No</w:t>
+              <w:t>Yes / no</w:t>
             </w:r>
           </w:p>
         </w:tc>
@@ -877,7 +880,7 @@
               <w:jc w:val="center"/>
             </w:pPr>
             <w:r>
-              <w:t>Yes / No</w:t>
+              <w:t>Yes / no</w:t>
             </w:r>
           </w:p>
         </w:tc>
@@ -905,7 +908,7 @@
               <w:jc w:val="center"/>
             </w:pPr>
             <w:r>
-              <w:t>Yes / No</w:t>
+              <w:t>Yes / no</w:t>
             </w:r>
           </w:p>
         </w:tc>
@@ -934,7 +937,7 @@
               <w:jc w:val="center"/>
             </w:pPr>
             <w:r>
-              <w:t>Yes / No</w:t>
+              <w:t>Yes / no</w:t>
             </w:r>
           </w:p>
         </w:tc>
@@ -1020,9 +1023,15 @@
           <w:p>
             <w:pPr>
               <w:jc w:val="left"/>
+              <w:rPr>
+                <w:u w:val="single"/>
+              </w:rPr>
             </w:pPr>
             <w:r>
               <w:t>Date:</w:t>
+            </w:r>
+            <w:r>
+              <w:t xml:space="preserve"> </w:t>
             </w:r>
           </w:p>
         </w:tc>
@@ -1039,6 +1048,9 @@
             <w:r>
               <w:t>Name of Participant:</w:t>
             </w:r>
+            <w:r>
+              <w:t xml:space="preserve"> </w:t>
+            </w:r>
           </w:p>
         </w:tc>
         <w:tc>
@@ -1064,6 +1076,9 @@
             <w:r>
               <w:t xml:space="preserve">Signature of Researcher: </w:t>
             </w:r>
+            <w:r>
+              <w:t>Zorik Rostam</w:t>
+            </w:r>
           </w:p>
         </w:tc>
         <w:tc>
@@ -1078,7 +1093,16 @@
               <w:t>Date:</w:t>
             </w:r>
             <w:r>
-              <w:t xml:space="preserve"> Zorik Rostam</w:t>
+              <w:t xml:space="preserve"> </w:t>
+            </w:r>
+            <w:r>
+              <w:t>27/0</w:t>
+            </w:r>
+            <w:r>
+              <w:rPr>
+                <w:u w:val="single"/>
+              </w:rPr>
+              <w:t>4/2026</w:t>
             </w:r>
           </w:p>
         </w:tc>
@@ -1095,6 +1119,9 @@
             <w:r>
               <w:t>Name of Researcher:</w:t>
             </w:r>
+            <w:r>
+              <w:t xml:space="preserve"> Zorik Rostam</w:t>
+            </w:r>
           </w:p>
         </w:tc>
         <w:tc>
@@ -1118,7 +1145,10 @@
               <w:jc w:val="left"/>
             </w:pPr>
             <w:r>
-              <w:t xml:space="preserve">Signature of Supervisor: </w:t>
+              <w:t>Signature of Supervisor:</w:t>
+            </w:r>
+            <w:r>
+              <w:t xml:space="preserve"> </w:t>
             </w:r>
           </w:p>
         </w:tc>
@@ -1134,7 +1164,7 @@
               <w:t>Date:</w:t>
             </w:r>
             <w:r>
-              <w:t xml:space="preserve"> Richard Davies</w:t>
+              <w:t xml:space="preserve"> </w:t>
             </w:r>
           </w:p>
         </w:tc>
@@ -1150,6 +1180,9 @@
             </w:pPr>
             <w:r>
               <w:t>Name of Supervisor:</w:t>
+            </w:r>
+            <w:r>
+              <w:t xml:space="preserve"> Richard Davies</w:t>
             </w:r>
           </w:p>
         </w:tc>
